--- a/klagomål/A 52087-2025 FSC-klagomål.docx
+++ b/klagomål/A 52087-2025 FSC-klagomål.docx
@@ -837,7 +837,7 @@
     <w:r>
       <w:tab/>
       <w:tab/>
-      <w:t>2026-09-14</w:t>
+      <w:t>2026-09-15</w:t>
       <w:br/>
       <w:br/>
     </w:r>

--- a/klagomål/A 52087-2025 FSC-klagomål.docx
+++ b/klagomål/A 52087-2025 FSC-klagomål.docx
@@ -837,7 +837,7 @@
     <w:r>
       <w:tab/>
       <w:tab/>
-      <w:t>2026-09-15</w:t>
+      <w:t>2026-09-16</w:t>
       <w:br/>
       <w:br/>
     </w:r>

--- a/klagomål/A 52087-2025 FSC-klagomål.docx
+++ b/klagomål/A 52087-2025 FSC-klagomål.docx
@@ -178,7 +178,7 @@
       <w:r>
         <w:drawing>
           <wp:inline xmlns:a="http://schemas.openxmlformats.org/drawingml/2006/main" xmlns:pic="http://schemas.openxmlformats.org/drawingml/2006/picture">
-            <wp:extent cx="5486400" cy="4751109"/>
+            <wp:extent cx="5486400" cy="4862345"/>
             <wp:docPr id="1" name="Picture 1"/>
             <wp:cNvGraphicFramePr>
               <a:graphicFrameLocks noChangeAspect="1"/>
@@ -199,7 +199,7 @@
                   <pic:spPr>
                     <a:xfrm>
                       <a:off x="0" y="0"/>
-                      <a:ext cx="5486400" cy="4751109"/>
+                      <a:ext cx="5486400" cy="4862345"/>
                     </a:xfrm>
                     <a:prstGeom prst="rect"/>
                   </pic:spPr>
@@ -221,7 +221,7 @@
     </w:p>
     <w:p>
       <w:r>
-        <w:t>I avverkningsanmälan finns fynd av 7 naturvårdsarter, varav 3 är fridlysta, 3 är typiska (T) och 4 är signalarter (S): blåmossa (S, T), kornknutmossa (S, T), stor revmossa (S), västlig hakmossa (S), tjäder (T, §4), sångsvan (§4) och revlummer (§9). Se Figur 1.</w:t>
+        <w:t>I avverkningsanmälan finns fynd av 8 naturvårdsarter, varav 1 är rödlistad, 3 är fridlysta, 4 är typiska (T) och 4 är signalarter (S): kattfotslav (NT, T), blåmossa (S, T), kornknutmossa (S, T), stor revmossa (S), västlig hakmossa (S), tjäder (T, §4), sångsvan (§4) och revlummer (§9). Se Figur 1.</w:t>
       </w:r>
     </w:p>
     <w:p>
@@ -245,6 +245,35 @@
     <w:p>
       <w:r>
         <w:t>Nedan följer beskrivningar av de naturvårdsarter och fridlysta arter som har sina livsmiljöer och växtplatser i den avverkningsanmälda skogen. Se även ytterligare artfakta i BILAGA 1. De påträffade naturvårdsarterna är ett tydligt kvitto på att det rör sig om en skog med höga naturvärden.</w:t>
+      </w:r>
+    </w:p>
+    <w:p>
+      <w:r>
+        <w:rPr>
+          <w:b/>
+        </w:rPr>
+        <w:t xml:space="preserve">Kattfotslav (NT) </w:t>
+      </w:r>
+      <w:r>
+        <w:t xml:space="preserve">är en mycket god signalart i hela sitt svenska utbredningsområde och skogsbestånd med kattfotslav är alltid värdefulla ur naturvårdssynpunkt. Arten indikerar dels ett mikroklimat med konstant hög luftfuktighet, dels kontinuitet av äldre träd och god trädslutenhet. Trots att den är vanligare i sydvästra Sverige växer den enbart i skogsbestånd med höga naturvärden. Den är känslig för skogliga ingrepp som kan förändra lokal- och mikroklimat. Kattfotslav är typisk art för </w:t>
+      </w:r>
+      <w:r>
+        <w:rPr>
+          <w:i/>
+        </w:rPr>
+        <w:t xml:space="preserve">9010 Taiga, 9160 Näringsrik ekskog </w:t>
+      </w:r>
+      <w:r>
+        <w:t>och</w:t>
+      </w:r>
+      <w:r>
+        <w:rPr>
+          <w:i/>
+        </w:rPr>
+        <w:t xml:space="preserve"> 9190 Näringsfattig ekskog</w:t>
+      </w:r>
+      <w:r>
+        <w:t xml:space="preserve"> (Nitare &amp; Skogsstyrelsen, 2019; SLU Artdatabanken, 2026).</w:t>
       </w:r>
     </w:p>
     <w:p>
@@ -440,7 +469,7 @@
         <w:rPr>
           <w:i/>
         </w:rPr>
-        <w:t>I det avverkningsanmälda skogsområdet har 7 naturvårdsarter varav 0 rödlistade arter sina livsmiljöer och växtplatser.</w:t>
+        <w:t>I det avverkningsanmälda skogsområdet har 8 naturvårdsarter varav 1 rödlistade arter sina livsmiljöer och växtplatser.</w:t>
       </w:r>
     </w:p>
     <w:p>
@@ -837,7 +866,7 @@
     <w:r>
       <w:tab/>
       <w:tab/>
-      <w:t>2026-09-16</w:t>
+      <w:t>2026-09-17</w:t>
       <w:br/>
       <w:br/>
     </w:r>

--- a/klagomål/A 52087-2025 FSC-klagomål.docx
+++ b/klagomål/A 52087-2025 FSC-klagomål.docx
@@ -866,7 +866,7 @@
     <w:r>
       <w:tab/>
       <w:tab/>
-      <w:t>2026-09-17</w:t>
+      <w:t>2026-09-18</w:t>
       <w:br/>
       <w:br/>
     </w:r>

--- a/klagomål/A 52087-2025 FSC-klagomål.docx
+++ b/klagomål/A 52087-2025 FSC-klagomål.docx
@@ -866,7 +866,7 @@
     <w:r>
       <w:tab/>
       <w:tab/>
-      <w:t>2026-09-18</w:t>
+      <w:t>2026-09-19</w:t>
       <w:br/>
       <w:br/>
     </w:r>

--- a/klagomål/A 52087-2025 FSC-klagomål.docx
+++ b/klagomål/A 52087-2025 FSC-klagomål.docx
@@ -866,7 +866,7 @@
     <w:r>
       <w:tab/>
       <w:tab/>
-      <w:t>2026-09-19</w:t>
+      <w:t>2026-09-21</w:t>
       <w:br/>
       <w:br/>
     </w:r>

--- a/klagomål/A 52087-2025 FSC-klagomål.docx
+++ b/klagomål/A 52087-2025 FSC-klagomål.docx
@@ -866,7 +866,7 @@
     <w:r>
       <w:tab/>
       <w:tab/>
-      <w:t>2026-09-21</w:t>
+      <w:t>2026-09-23</w:t>
       <w:br/>
       <w:br/>
     </w:r>

--- a/klagomål/A 52087-2025 FSC-klagomål.docx
+++ b/klagomål/A 52087-2025 FSC-klagomål.docx
@@ -866,7 +866,7 @@
     <w:r>
       <w:tab/>
       <w:tab/>
-      <w:t>2026-09-23</w:t>
+      <w:t>2026-09-24</w:t>
       <w:br/>
       <w:br/>
     </w:r>

--- a/klagomål/A 52087-2025 FSC-klagomål.docx
+++ b/klagomål/A 52087-2025 FSC-klagomål.docx
@@ -866,7 +866,7 @@
     <w:r>
       <w:tab/>
       <w:tab/>
-      <w:t>2026-09-24</w:t>
+      <w:t>2026-09-25</w:t>
       <w:br/>
       <w:br/>
     </w:r>

--- a/klagomål/A 52087-2025 FSC-klagomål.docx
+++ b/klagomål/A 52087-2025 FSC-klagomål.docx
@@ -866,7 +866,7 @@
     <w:r>
       <w:tab/>
       <w:tab/>
-      <w:t>2026-09-25</w:t>
+      <w:t>2026-09-26</w:t>
       <w:br/>
       <w:br/>
     </w:r>

--- a/klagomål/A 52087-2025 FSC-klagomål.docx
+++ b/klagomål/A 52087-2025 FSC-klagomål.docx
@@ -866,7 +866,7 @@
     <w:r>
       <w:tab/>
       <w:tab/>
-      <w:t>2026-09-26</w:t>
+      <w:t>2026-09-27</w:t>
       <w:br/>
       <w:br/>
     </w:r>

--- a/klagomål/A 52087-2025 FSC-klagomål.docx
+++ b/klagomål/A 52087-2025 FSC-klagomål.docx
@@ -866,7 +866,7 @@
     <w:r>
       <w:tab/>
       <w:tab/>
-      <w:t>2026-09-27</w:t>
+      <w:t>2026-09-28</w:t>
       <w:br/>
       <w:br/>
     </w:r>

--- a/klagomål/A 52087-2025 FSC-klagomål.docx
+++ b/klagomål/A 52087-2025 FSC-klagomål.docx
@@ -866,7 +866,7 @@
     <w:r>
       <w:tab/>
       <w:tab/>
-      <w:t>2026-09-28</w:t>
+      <w:t>2026-09-29</w:t>
       <w:br/>
       <w:br/>
     </w:r>

--- a/klagomål/A 52087-2025 FSC-klagomål.docx
+++ b/klagomål/A 52087-2025 FSC-klagomål.docx
@@ -866,7 +866,7 @@
     <w:r>
       <w:tab/>
       <w:tab/>
-      <w:t>2026-09-29</w:t>
+      <w:t>2026-09-30</w:t>
       <w:br/>
       <w:br/>
     </w:r>

--- a/klagomål/A 52087-2025 FSC-klagomål.docx
+++ b/klagomål/A 52087-2025 FSC-klagomål.docx
@@ -866,7 +866,7 @@
     <w:r>
       <w:tab/>
       <w:tab/>
-      <w:t>2026-09-30</w:t>
+      <w:t>2026-10-01</w:t>
       <w:br/>
       <w:br/>
     </w:r>

--- a/klagomål/A 52087-2025 FSC-klagomål.docx
+++ b/klagomål/A 52087-2025 FSC-klagomål.docx
@@ -866,7 +866,7 @@
     <w:r>
       <w:tab/>
       <w:tab/>
-      <w:t>2026-10-01</w:t>
+      <w:t>2026-10-02</w:t>
       <w:br/>
       <w:br/>
     </w:r>

--- a/klagomål/A 52087-2025 FSC-klagomål.docx
+++ b/klagomål/A 52087-2025 FSC-klagomål.docx
@@ -866,7 +866,7 @@
     <w:r>
       <w:tab/>
       <w:tab/>
-      <w:t>2026-10-02</w:t>
+      <w:t>2026-10-03</w:t>
       <w:br/>
       <w:br/>
     </w:r>

--- a/klagomål/A 52087-2025 FSC-klagomål.docx
+++ b/klagomål/A 52087-2025 FSC-klagomål.docx
@@ -866,7 +866,7 @@
     <w:r>
       <w:tab/>
       <w:tab/>
-      <w:t>2026-10-03</w:t>
+      <w:t>2026-10-04</w:t>
       <w:br/>
       <w:br/>
     </w:r>

--- a/klagomål/A 52087-2025 FSC-klagomål.docx
+++ b/klagomål/A 52087-2025 FSC-klagomål.docx
@@ -866,7 +866,7 @@
     <w:r>
       <w:tab/>
       <w:tab/>
-      <w:t>2026-10-04</w:t>
+      <w:t>2026-10-05</w:t>
       <w:br/>
       <w:br/>
     </w:r>

--- a/klagomål/A 52087-2025 FSC-klagomål.docx
+++ b/klagomål/A 52087-2025 FSC-klagomål.docx
@@ -866,7 +866,7 @@
     <w:r>
       <w:tab/>
       <w:tab/>
-      <w:t>2026-10-05</w:t>
+      <w:t>2026-10-06</w:t>
       <w:br/>
       <w:br/>
     </w:r>

--- a/klagomål/A 52087-2025 FSC-klagomål.docx
+++ b/klagomål/A 52087-2025 FSC-klagomål.docx
@@ -866,7 +866,7 @@
     <w:r>
       <w:tab/>
       <w:tab/>
-      <w:t>2026-10-06</w:t>
+      <w:t>2026-10-07</w:t>
       <w:br/>
       <w:br/>
     </w:r>

--- a/klagomål/A 52087-2025 FSC-klagomål.docx
+++ b/klagomål/A 52087-2025 FSC-klagomål.docx
@@ -866,7 +866,7 @@
     <w:r>
       <w:tab/>
       <w:tab/>
-      <w:t>2026-10-07</w:t>
+      <w:t>2026-10-08</w:t>
       <w:br/>
       <w:br/>
     </w:r>

--- a/klagomål/A 52087-2025 FSC-klagomål.docx
+++ b/klagomål/A 52087-2025 FSC-klagomål.docx
@@ -866,7 +866,7 @@
     <w:r>
       <w:tab/>
       <w:tab/>
-      <w:t>2026-10-08</w:t>
+      <w:t>2026-10-09</w:t>
       <w:br/>
       <w:br/>
     </w:r>

--- a/klagomål/A 52087-2025 FSC-klagomål.docx
+++ b/klagomål/A 52087-2025 FSC-klagomål.docx
@@ -866,7 +866,7 @@
     <w:r>
       <w:tab/>
       <w:tab/>
-      <w:t>2026-10-09</w:t>
+      <w:t>2026-10-10</w:t>
       <w:br/>
       <w:br/>
     </w:r>

--- a/klagomål/A 52087-2025 FSC-klagomål.docx
+++ b/klagomål/A 52087-2025 FSC-klagomål.docx
@@ -866,7 +866,7 @@
     <w:r>
       <w:tab/>
       <w:tab/>
-      <w:t>2026-10-10</w:t>
+      <w:t>2026-10-11</w:t>
       <w:br/>
       <w:br/>
     </w:r>

--- a/klagomål/A 52087-2025 FSC-klagomål.docx
+++ b/klagomål/A 52087-2025 FSC-klagomål.docx
@@ -866,7 +866,7 @@
     <w:r>
       <w:tab/>
       <w:tab/>
-      <w:t>2026-10-11</w:t>
+      <w:t>2026-10-12</w:t>
       <w:br/>
       <w:br/>
     </w:r>

--- a/klagomål/A 52087-2025 FSC-klagomål.docx
+++ b/klagomål/A 52087-2025 FSC-klagomål.docx
@@ -866,7 +866,7 @@
     <w:r>
       <w:tab/>
       <w:tab/>
-      <w:t>2026-10-12</w:t>
+      <w:t>2026-10-13</w:t>
       <w:br/>
       <w:br/>
     </w:r>

--- a/klagomål/A 52087-2025 FSC-klagomål.docx
+++ b/klagomål/A 52087-2025 FSC-klagomål.docx
@@ -866,7 +866,7 @@
     <w:r>
       <w:tab/>
       <w:tab/>
-      <w:t>2026-10-13</w:t>
+      <w:t>2026-10-14</w:t>
       <w:br/>
       <w:br/>
     </w:r>

--- a/klagomål/A 52087-2025 FSC-klagomål.docx
+++ b/klagomål/A 52087-2025 FSC-klagomål.docx
@@ -866,7 +866,7 @@
     <w:r>
       <w:tab/>
       <w:tab/>
-      <w:t>2026-10-14</w:t>
+      <w:t>2026-10-15</w:t>
       <w:br/>
       <w:br/>
     </w:r>

--- a/klagomål/A 52087-2025 FSC-klagomål.docx
+++ b/klagomål/A 52087-2025 FSC-klagomål.docx
@@ -866,7 +866,7 @@
     <w:r>
       <w:tab/>
       <w:tab/>
-      <w:t>2026-10-15</w:t>
+      <w:t>2026-10-16</w:t>
       <w:br/>
       <w:br/>
     </w:r>

--- a/klagomål/A 52087-2025 FSC-klagomål.docx
+++ b/klagomål/A 52087-2025 FSC-klagomål.docx
@@ -866,7 +866,7 @@
     <w:r>
       <w:tab/>
       <w:tab/>
-      <w:t>2026-10-16</w:t>
+      <w:t>2026-10-17</w:t>
       <w:br/>
       <w:br/>
     </w:r>

--- a/klagomål/A 52087-2025 FSC-klagomål.docx
+++ b/klagomål/A 52087-2025 FSC-klagomål.docx
@@ -866,7 +866,7 @@
     <w:r>
       <w:tab/>
       <w:tab/>
-      <w:t>2026-10-17</w:t>
+      <w:t>2026-10-18</w:t>
       <w:br/>
       <w:br/>
     </w:r>

--- a/klagomål/A 52087-2025 FSC-klagomål.docx
+++ b/klagomål/A 52087-2025 FSC-klagomål.docx
@@ -866,7 +866,7 @@
     <w:r>
       <w:tab/>
       <w:tab/>
-      <w:t>2026-10-18</w:t>
+      <w:t>2026-10-19</w:t>
       <w:br/>
       <w:br/>
     </w:r>

--- a/klagomål/A 52087-2025 FSC-klagomål.docx
+++ b/klagomål/A 52087-2025 FSC-klagomål.docx
@@ -866,7 +866,7 @@
     <w:r>
       <w:tab/>
       <w:tab/>
-      <w:t>2026-10-19</w:t>
+      <w:t>2026-10-20</w:t>
       <w:br/>
       <w:br/>
     </w:r>

--- a/klagomål/A 52087-2025 FSC-klagomål.docx
+++ b/klagomål/A 52087-2025 FSC-klagomål.docx
@@ -866,7 +866,7 @@
     <w:r>
       <w:tab/>
       <w:tab/>
-      <w:t>2026-10-20</w:t>
+      <w:t>2026-10-21</w:t>
       <w:br/>
       <w:br/>
     </w:r>

--- a/klagomål/A 52087-2025 FSC-klagomål.docx
+++ b/klagomål/A 52087-2025 FSC-klagomål.docx
@@ -866,7 +866,7 @@
     <w:r>
       <w:tab/>
       <w:tab/>
-      <w:t>2026-10-21</w:t>
+      <w:t>2026-10-22</w:t>
       <w:br/>
       <w:br/>
     </w:r>

--- a/klagomål/A 52087-2025 FSC-klagomål.docx
+++ b/klagomål/A 52087-2025 FSC-klagomål.docx
@@ -866,7 +866,7 @@
     <w:r>
       <w:tab/>
       <w:tab/>
-      <w:t>2026-10-22</w:t>
+      <w:t>2026-10-23</w:t>
       <w:br/>
       <w:br/>
     </w:r>

--- a/klagomål/A 52087-2025 FSC-klagomål.docx
+++ b/klagomål/A 52087-2025 FSC-klagomål.docx
@@ -866,7 +866,7 @@
     <w:r>
       <w:tab/>
       <w:tab/>
-      <w:t>2026-10-23</w:t>
+      <w:t>2026-10-24</w:t>
       <w:br/>
       <w:br/>
     </w:r>

--- a/klagomål/A 52087-2025 FSC-klagomål.docx
+++ b/klagomål/A 52087-2025 FSC-klagomål.docx
@@ -866,7 +866,7 @@
     <w:r>
       <w:tab/>
       <w:tab/>
-      <w:t>2026-10-24</w:t>
+      <w:t>2026-10-25</w:t>
       <w:br/>
       <w:br/>
     </w:r>

--- a/klagomål/A 52087-2025 FSC-klagomål.docx
+++ b/klagomål/A 52087-2025 FSC-klagomål.docx
@@ -866,7 +866,7 @@
     <w:r>
       <w:tab/>
       <w:tab/>
-      <w:t>2026-10-25</w:t>
+      <w:t>2026-10-26</w:t>
       <w:br/>
       <w:br/>
     </w:r>

--- a/klagomål/A 52087-2025 FSC-klagomål.docx
+++ b/klagomål/A 52087-2025 FSC-klagomål.docx
@@ -866,7 +866,7 @@
     <w:r>
       <w:tab/>
       <w:tab/>
-      <w:t>2026-10-26</w:t>
+      <w:t>2026-10-27</w:t>
       <w:br/>
       <w:br/>
     </w:r>

--- a/klagomål/A 52087-2025 FSC-klagomål.docx
+++ b/klagomål/A 52087-2025 FSC-klagomål.docx
@@ -866,7 +866,7 @@
     <w:r>
       <w:tab/>
       <w:tab/>
-      <w:t>2026-10-27</w:t>
+      <w:t>2026-10-28</w:t>
       <w:br/>
       <w:br/>
     </w:r>

--- a/klagomål/A 52087-2025 FSC-klagomål.docx
+++ b/klagomål/A 52087-2025 FSC-klagomål.docx
@@ -866,7 +866,7 @@
     <w:r>
       <w:tab/>
       <w:tab/>
-      <w:t>2026-10-28</w:t>
+      <w:t>2026-10-29</w:t>
       <w:br/>
       <w:br/>
     </w:r>

--- a/klagomål/A 52087-2025 FSC-klagomål.docx
+++ b/klagomål/A 52087-2025 FSC-klagomål.docx
@@ -866,7 +866,7 @@
     <w:r>
       <w:tab/>
       <w:tab/>
-      <w:t>2026-10-29</w:t>
+      <w:t>2026-10-31</w:t>
       <w:br/>
       <w:br/>
     </w:r>
